--- a/output/regv2proxy_Baseline_BBsample.docx
+++ b/output/regv2proxy_Baseline_BBsample.docx
@@ -49,46 +49,46 @@
               <w:jc w:val="center"/>
             </w:pPr>
             <w:r>
-              <w:t xml:space="preserve">0.13***</w:t>
-            </w:r>
-          </w:p>
-        </w:tc>
-      </w:tr>
-      <w:tr>
-        <w:tc>
-          <w:tcPr>
-            <w:tcW w:w="4680" w:type="dxa"/>
-            <w:tcBorders>
-              <w:top w:val="nil" w:color="000000"/>
-              <w:left w:val="nil" w:color="000000"/>
-              <w:bottom w:val="nil" w:color="000000"/>
-              <w:right w:val="single" w:color="000000"/>
-            </w:tcBorders>
-          </w:tcPr>
-          <w:p>
-            <w:pPr>
-              <w:spacing w:after="0"/>
-            </w:pPr>
-          </w:p>
-        </w:tc>
-        <w:tc>
-          <w:tcPr>
-            <w:tcW w:w="4680" w:type="dxa"/>
-            <w:tcBorders>
-              <w:top w:val="nil" w:color="000000"/>
-              <w:left w:val="single" w:color="000000"/>
-              <w:bottom w:val="nil" w:color="000000"/>
-              <w:right w:val="nil" w:color="000000"/>
-            </w:tcBorders>
-            <w:vAlign w:val="bottom"/>
-          </w:tcPr>
-          <w:p>
-            <w:pPr>
-              <w:spacing w:after="0"/>
-              <w:jc w:val="center"/>
-            </w:pPr>
-            <w:r>
-              <w:t xml:space="preserve">[0.04,0.22]</w:t>
+              <w:t xml:space="preserve">0.14***</w:t>
+            </w:r>
+          </w:p>
+        </w:tc>
+      </w:tr>
+      <w:tr>
+        <w:tc>
+          <w:tcPr>
+            <w:tcW w:w="4680" w:type="dxa"/>
+            <w:tcBorders>
+              <w:top w:val="nil" w:color="000000"/>
+              <w:left w:val="nil" w:color="000000"/>
+              <w:bottom w:val="nil" w:color="000000"/>
+              <w:right w:val="single" w:color="000000"/>
+            </w:tcBorders>
+          </w:tcPr>
+          <w:p>
+            <w:pPr>
+              <w:spacing w:after="0"/>
+            </w:pPr>
+          </w:p>
+        </w:tc>
+        <w:tc>
+          <w:tcPr>
+            <w:tcW w:w="4680" w:type="dxa"/>
+            <w:tcBorders>
+              <w:top w:val="nil" w:color="000000"/>
+              <w:left w:val="single" w:color="000000"/>
+              <w:bottom w:val="nil" w:color="000000"/>
+              <w:right w:val="nil" w:color="000000"/>
+            </w:tcBorders>
+            <w:vAlign w:val="bottom"/>
+          </w:tcPr>
+          <w:p>
+            <w:pPr>
+              <w:spacing w:after="0"/>
+              <w:jc w:val="center"/>
+            </w:pPr>
+            <w:r>
+              <w:t xml:space="preserve">[0.05,0.23]</w:t>
             </w:r>
           </w:p>
         </w:tc>
@@ -132,46 +132,46 @@
               <w:jc w:val="center"/>
             </w:pPr>
             <w:r>
-              <w:t xml:space="preserve">-1.15***</w:t>
-            </w:r>
-          </w:p>
-        </w:tc>
-      </w:tr>
-      <w:tr>
-        <w:tc>
-          <w:tcPr>
-            <w:tcW w:w="4680" w:type="dxa"/>
-            <w:tcBorders>
-              <w:top w:val="nil" w:color="000000"/>
-              <w:left w:val="nil" w:color="000000"/>
-              <w:bottom w:val="nil" w:color="000000"/>
-              <w:right w:val="single" w:color="000000"/>
-            </w:tcBorders>
-          </w:tcPr>
-          <w:p>
-            <w:pPr>
-              <w:spacing w:after="0"/>
-            </w:pPr>
-          </w:p>
-        </w:tc>
-        <w:tc>
-          <w:tcPr>
-            <w:tcW w:w="4680" w:type="dxa"/>
-            <w:tcBorders>
-              <w:top w:val="nil" w:color="000000"/>
-              <w:left w:val="single" w:color="000000"/>
-              <w:bottom w:val="nil" w:color="000000"/>
-              <w:right w:val="nil" w:color="000000"/>
-            </w:tcBorders>
-            <w:vAlign w:val="bottom"/>
-          </w:tcPr>
-          <w:p>
-            <w:pPr>
-              <w:spacing w:after="0"/>
-              <w:jc w:val="center"/>
-            </w:pPr>
-            <w:r>
-              <w:t xml:space="preserve">[-1.51,-0.79]</w:t>
+              <w:t xml:space="preserve">-1.16***</w:t>
+            </w:r>
+          </w:p>
+        </w:tc>
+      </w:tr>
+      <w:tr>
+        <w:tc>
+          <w:tcPr>
+            <w:tcW w:w="4680" w:type="dxa"/>
+            <w:tcBorders>
+              <w:top w:val="nil" w:color="000000"/>
+              <w:left w:val="nil" w:color="000000"/>
+              <w:bottom w:val="nil" w:color="000000"/>
+              <w:right w:val="single" w:color="000000"/>
+            </w:tcBorders>
+          </w:tcPr>
+          <w:p>
+            <w:pPr>
+              <w:spacing w:after="0"/>
+            </w:pPr>
+          </w:p>
+        </w:tc>
+        <w:tc>
+          <w:tcPr>
+            <w:tcW w:w="4680" w:type="dxa"/>
+            <w:tcBorders>
+              <w:top w:val="nil" w:color="000000"/>
+              <w:left w:val="single" w:color="000000"/>
+              <w:bottom w:val="nil" w:color="000000"/>
+              <w:right w:val="nil" w:color="000000"/>
+            </w:tcBorders>
+            <w:vAlign w:val="bottom"/>
+          </w:tcPr>
+          <w:p>
+            <w:pPr>
+              <w:spacing w:after="0"/>
+              <w:jc w:val="center"/>
+            </w:pPr>
+            <w:r>
+              <w:t xml:space="preserve">[-1.52,-0.80]</w:t>
             </w:r>
           </w:p>
         </w:tc>
@@ -337,7 +337,7 @@
               <w:jc w:val="center"/>
             </w:pPr>
             <w:r>
-              <w:t xml:space="preserve">[-0.06,0.02]</w:t>
+              <w:t xml:space="preserve">[-0.06,0.03]</w:t>
             </w:r>
           </w:p>
         </w:tc>
@@ -381,46 +381,46 @@
               <w:jc w:val="center"/>
             </w:pPr>
             <w:r>
-              <w:t xml:space="preserve">-0.24***</w:t>
-            </w:r>
-          </w:p>
-        </w:tc>
-      </w:tr>
-      <w:tr>
-        <w:tc>
-          <w:tcPr>
-            <w:tcW w:w="4680" w:type="dxa"/>
-            <w:tcBorders>
-              <w:top w:val="nil" w:color="000000"/>
-              <w:left w:val="nil" w:color="000000"/>
-              <w:bottom w:val="nil" w:color="000000"/>
-              <w:right w:val="single" w:color="000000"/>
-            </w:tcBorders>
-          </w:tcPr>
-          <w:p>
-            <w:pPr>
-              <w:spacing w:after="0"/>
-            </w:pPr>
-          </w:p>
-        </w:tc>
-        <w:tc>
-          <w:tcPr>
-            <w:tcW w:w="4680" w:type="dxa"/>
-            <w:tcBorders>
-              <w:top w:val="nil" w:color="000000"/>
-              <w:left w:val="single" w:color="000000"/>
-              <w:bottom w:val="nil" w:color="000000"/>
-              <w:right w:val="nil" w:color="000000"/>
-            </w:tcBorders>
-            <w:vAlign w:val="bottom"/>
-          </w:tcPr>
-          <w:p>
-            <w:pPr>
-              <w:spacing w:after="0"/>
-              <w:jc w:val="center"/>
-            </w:pPr>
-            <w:r>
-              <w:t xml:space="preserve">[-0.36,-0.12]</w:t>
+              <w:t xml:space="preserve">-0.22***</w:t>
+            </w:r>
+          </w:p>
+        </w:tc>
+      </w:tr>
+      <w:tr>
+        <w:tc>
+          <w:tcPr>
+            <w:tcW w:w="4680" w:type="dxa"/>
+            <w:tcBorders>
+              <w:top w:val="nil" w:color="000000"/>
+              <w:left w:val="nil" w:color="000000"/>
+              <w:bottom w:val="nil" w:color="000000"/>
+              <w:right w:val="single" w:color="000000"/>
+            </w:tcBorders>
+          </w:tcPr>
+          <w:p>
+            <w:pPr>
+              <w:spacing w:after="0"/>
+            </w:pPr>
+          </w:p>
+        </w:tc>
+        <w:tc>
+          <w:tcPr>
+            <w:tcW w:w="4680" w:type="dxa"/>
+            <w:tcBorders>
+              <w:top w:val="nil" w:color="000000"/>
+              <w:left w:val="single" w:color="000000"/>
+              <w:bottom w:val="nil" w:color="000000"/>
+              <w:right w:val="nil" w:color="000000"/>
+            </w:tcBorders>
+            <w:vAlign w:val="bottom"/>
+          </w:tcPr>
+          <w:p>
+            <w:pPr>
+              <w:spacing w:after="0"/>
+              <w:jc w:val="center"/>
+            </w:pPr>
+            <w:r>
+              <w:t xml:space="preserve">[-0.34,-0.10]</w:t>
             </w:r>
           </w:p>
         </w:tc>
@@ -443,7 +443,7 @@
               <w:jc w:val="left"/>
             </w:pPr>
             <w:r>
-              <w:t xml:space="preserve">Fate of venture</w:t>
+              <w:t xml:space="preserve">Fate of venture (binary)</w:t>
             </w:r>
           </w:p>
         </w:tc>
@@ -482,67 +482,28 @@
               <w:jc w:val="left"/>
             </w:pPr>
             <w:r>
-              <w:t xml:space="preserve">  Original goal thwarted after disembarking enslaved people</w:t>
-            </w:r>
-          </w:p>
-        </w:tc>
-        <w:tc>
-          <w:tcPr>
-            <w:tcW w:w="4680" w:type="dxa"/>
-            <w:tcBorders>
-              <w:top w:val="nil" w:color="000000"/>
-              <w:left w:val="single" w:color="000000"/>
-              <w:bottom w:val="nil" w:color="000000"/>
-              <w:right w:val="nil" w:color="000000"/>
-            </w:tcBorders>
-            <w:vAlign w:val="bottom"/>
-          </w:tcPr>
-          <w:p>
-            <w:pPr>
-              <w:spacing w:after="0"/>
-              <w:jc w:val="center"/>
-            </w:pPr>
-            <w:r>
-              <w:t xml:space="preserve">0.10</w:t>
-            </w:r>
-          </w:p>
-        </w:tc>
-      </w:tr>
-      <w:tr>
-        <w:tc>
-          <w:tcPr>
-            <w:tcW w:w="4680" w:type="dxa"/>
-            <w:tcBorders>
-              <w:top w:val="nil" w:color="000000"/>
-              <w:left w:val="nil" w:color="000000"/>
-              <w:bottom w:val="nil" w:color="000000"/>
-              <w:right w:val="single" w:color="000000"/>
-            </w:tcBorders>
-          </w:tcPr>
-          <w:p>
-            <w:pPr>
-              <w:spacing w:after="0"/>
-            </w:pPr>
-          </w:p>
-        </w:tc>
-        <w:tc>
-          <w:tcPr>
-            <w:tcW w:w="4680" w:type="dxa"/>
-            <w:tcBorders>
-              <w:top w:val="nil" w:color="000000"/>
-              <w:left w:val="single" w:color="000000"/>
-              <w:bottom w:val="nil" w:color="000000"/>
-              <w:right w:val="nil" w:color="000000"/>
-            </w:tcBorders>
-            <w:vAlign w:val="bottom"/>
-          </w:tcPr>
-          <w:p>
-            <w:pPr>
-              <w:spacing w:after="0"/>
-              <w:jc w:val="center"/>
-            </w:pPr>
-            <w:r>
-              <w:t xml:space="preserve">[-0.09,0.30]</w:t>
+              <w:t xml:space="preserve">  Voyage completed as intended</w:t>
+            </w:r>
+          </w:p>
+        </w:tc>
+        <w:tc>
+          <w:tcPr>
+            <w:tcW w:w="4680" w:type="dxa"/>
+            <w:tcBorders>
+              <w:top w:val="nil" w:color="000000"/>
+              <w:left w:val="single" w:color="000000"/>
+              <w:bottom w:val="nil" w:color="000000"/>
+              <w:right w:val="nil" w:color="000000"/>
+            </w:tcBorders>
+            <w:vAlign w:val="bottom"/>
+          </w:tcPr>
+          <w:p>
+            <w:pPr>
+              <w:spacing w:after="0"/>
+              <w:jc w:val="center"/>
+            </w:pPr>
+            <w:r>
+              <w:t xml:space="preserve">0.00</w:t>
             </w:r>
           </w:p>
         </w:tc>
@@ -586,46 +547,46 @@
               <w:jc w:val="center"/>
             </w:pPr>
             <w:r>
-              <w:t xml:space="preserve">1.09**</w:t>
-            </w:r>
-          </w:p>
-        </w:tc>
-      </w:tr>
-      <w:tr>
-        <w:tc>
-          <w:tcPr>
-            <w:tcW w:w="4680" w:type="dxa"/>
-            <w:tcBorders>
-              <w:top w:val="nil" w:color="000000"/>
-              <w:left w:val="nil" w:color="000000"/>
-              <w:bottom w:val="nil" w:color="000000"/>
-              <w:right w:val="single" w:color="000000"/>
-            </w:tcBorders>
-          </w:tcPr>
-          <w:p>
-            <w:pPr>
-              <w:spacing w:after="0"/>
-            </w:pPr>
-          </w:p>
-        </w:tc>
-        <w:tc>
-          <w:tcPr>
-            <w:tcW w:w="4680" w:type="dxa"/>
-            <w:tcBorders>
-              <w:top w:val="nil" w:color="000000"/>
-              <w:left w:val="single" w:color="000000"/>
-              <w:bottom w:val="nil" w:color="000000"/>
-              <w:right w:val="nil" w:color="000000"/>
-            </w:tcBorders>
-            <w:vAlign w:val="bottom"/>
-          </w:tcPr>
-          <w:p>
-            <w:pPr>
-              <w:spacing w:after="0"/>
-              <w:jc w:val="center"/>
-            </w:pPr>
-            <w:r>
-              <w:t xml:space="preserve">[0.23,1.96]</w:t>
+              <w:t xml:space="preserve">1.00**</w:t>
+            </w:r>
+          </w:p>
+        </w:tc>
+      </w:tr>
+      <w:tr>
+        <w:tc>
+          <w:tcPr>
+            <w:tcW w:w="4680" w:type="dxa"/>
+            <w:tcBorders>
+              <w:top w:val="nil" w:color="000000"/>
+              <w:left w:val="nil" w:color="000000"/>
+              <w:bottom w:val="nil" w:color="000000"/>
+              <w:right w:val="single" w:color="000000"/>
+            </w:tcBorders>
+          </w:tcPr>
+          <w:p>
+            <w:pPr>
+              <w:spacing w:after="0"/>
+            </w:pPr>
+          </w:p>
+        </w:tc>
+        <w:tc>
+          <w:tcPr>
+            <w:tcW w:w="4680" w:type="dxa"/>
+            <w:tcBorders>
+              <w:top w:val="nil" w:color="000000"/>
+              <w:left w:val="single" w:color="000000"/>
+              <w:bottom w:val="nil" w:color="000000"/>
+              <w:right w:val="nil" w:color="000000"/>
+            </w:tcBorders>
+            <w:vAlign w:val="bottom"/>
+          </w:tcPr>
+          <w:p>
+            <w:pPr>
+              <w:spacing w:after="0"/>
+              <w:jc w:val="center"/>
+            </w:pPr>
+            <w:r>
+              <w:t xml:space="preserve">[0.13,1.86]</w:t>
             </w:r>
           </w:p>
         </w:tc>
@@ -669,7 +630,7 @@
               <w:jc w:val="center"/>
             </w:pPr>
             <w:r>
-              <w:t xml:space="preserve">258</w:t>
+              <w:t xml:space="preserve">254</w:t>
             </w:r>
           </w:p>
         </w:tc>
@@ -713,7 +674,7 @@
               <w:jc w:val="center"/>
             </w:pPr>
             <w:r>
-              <w:t xml:space="preserve">0.24</w:t>
+              <w:t xml:space="preserve">0.23</w:t>
             </w:r>
           </w:p>
         </w:tc>
